--- a/src/content/bios/Ingram-J 2014.docx
+++ b/src/content/bios/Ingram-J 2014.docx
@@ -2030,7 +2030,7 @@
             <w:u w:val="none"/>
             <w:lang w:val="en-GB" w:eastAsia="de-DE"/>
           </w:rPr>
-          <w:t>http://catalogue.nla.gov.au/Record/ 4594398</w:t>
+          <w:t>http://catalogue.nla.gov.au/Record/4594398</w:t>
         </w:r>
       </w:hyperlink>
       <w:r>
